--- a/연구/답변서 초안.docx
+++ b/연구/답변서 초안.docx
@@ -210,9 +210,6 @@
       <w:pPr>
         <w:pStyle w:val="a6"/>
         <w:ind w:left="1320"/>
-        <w:rPr>
-          <w:rFonts w:hint="eastAsia"/>
-        </w:rPr>
       </w:pPr>
     </w:p>
     <w:p>
@@ -319,9 +316,6 @@
       <w:pPr>
         <w:pStyle w:val="a6"/>
         <w:ind w:left="1320"/>
-        <w:rPr>
-          <w:rFonts w:hint="eastAsia"/>
-        </w:rPr>
       </w:pPr>
     </w:p>
     <w:p>
@@ -366,223 +360,35 @@
           <w:ilvl w:val="0"/>
           <w:numId w:val="1"/>
         </w:numPr>
-        <w:rPr>
-          <w:color w:val="EE0000"/>
-        </w:rPr>
       </w:pPr>
       <w:r>
         <w:rPr>
           <w:rFonts w:hint="eastAsia"/>
           <w:b/>
           <w:bCs/>
-          <w:color w:val="EE0000"/>
         </w:rPr>
         <w:t>답변 및 수정 사항:</w:t>
       </w:r>
       <w:r>
         <w:rPr>
           <w:rFonts w:hint="eastAsia"/>
-          <w:color w:val="EE0000"/>
         </w:rPr>
         <w:t xml:space="preserve"> </w:t>
       </w:r>
       <w:r>
         <w:rPr>
-          <w:color w:val="EE0000"/>
-        </w:rPr>
-        <w:t>학술지의 성격에 부합하도록 연구의 기여를 언어학적 차원으로 명확히 끌어올렸습니다.</w:t>
-      </w:r>
-    </w:p>
-    <w:p>
-      <w:pPr>
-        <w:pStyle w:val="a6"/>
-        <w:numPr>
-          <w:ilvl w:val="1"/>
-          <w:numId w:val="1"/>
-        </w:numPr>
-        <w:rPr>
-          <w:color w:val="EE0000"/>
-        </w:rPr>
-      </w:pPr>
-      <w:r>
-        <w:rPr>
-          <w:color w:val="EE0000"/>
-        </w:rPr>
-        <w:t>본 연구의 기존 범위가 '명시적 입장(Explicit Stance) 탐지'</w:t>
-      </w:r>
-      <w:proofErr w:type="spellStart"/>
-      <w:r>
-        <w:rPr>
-          <w:color w:val="EE0000"/>
-        </w:rPr>
-        <w:t>에</w:t>
-      </w:r>
-      <w:proofErr w:type="spellEnd"/>
-      <w:r>
-        <w:rPr>
-          <w:color w:val="EE0000"/>
-        </w:rPr>
-        <w:t xml:space="preserve"> 맞춰져 있음을 서론에 명확히 한정하였습니다</w:t>
-      </w:r>
-      <w:r>
-        <w:rPr>
-          <w:rFonts w:hint="eastAsia"/>
-          <w:color w:val="EE0000"/>
-        </w:rPr>
-        <w:t>.</w:t>
-      </w:r>
-    </w:p>
-    <w:p>
-      <w:pPr>
-        <w:pStyle w:val="a6"/>
-        <w:numPr>
-          <w:ilvl w:val="1"/>
-          <w:numId w:val="1"/>
-        </w:numPr>
-        <w:rPr>
-          <w:color w:val="EE0000"/>
-        </w:rPr>
-      </w:pPr>
-      <w:r>
-        <w:rPr>
-          <w:color w:val="EE0000"/>
-        </w:rPr>
-        <w:t xml:space="preserve">이에 더해 심사위원님의 권고를 수용하여, 일부 핵심 문항(예: 젠더 및 경제 관련)에 대해 부연 설명을 포함한 텍스트를 추가 생성하게 하는 소규모 보완 분석을 진행했습니다. </w:t>
-      </w:r>
-      <w:r>
-        <w:rPr>
-          <w:rFonts w:hint="eastAsia"/>
-          <w:color w:val="EE0000"/>
-        </w:rPr>
-        <w:t>Bang</w:t>
-      </w:r>
-      <w:r>
-        <w:rPr>
-          <w:color w:val="EE0000"/>
-        </w:rPr>
-        <w:t xml:space="preserve"> et al. (</w:t>
-      </w:r>
-      <w:proofErr w:type="gramStart"/>
-      <w:r>
-        <w:rPr>
-          <w:color w:val="EE0000"/>
-        </w:rPr>
-        <w:t>2024)의</w:t>
-      </w:r>
-      <w:proofErr w:type="gramEnd"/>
-      <w:r>
-        <w:rPr>
-          <w:color w:val="EE0000"/>
-        </w:rPr>
-        <w:t xml:space="preserve"> 관점에 기반하여, </w:t>
-      </w:r>
-      <w:proofErr w:type="gramStart"/>
-      <w:r>
-        <w:rPr>
-          <w:color w:val="EE0000"/>
-        </w:rPr>
-        <w:t>입장(</w:t>
-      </w:r>
-      <w:proofErr w:type="gramEnd"/>
-      <w:r>
-        <w:rPr>
-          <w:color w:val="EE0000"/>
-        </w:rPr>
-        <w:t xml:space="preserve">What is </w:t>
-      </w:r>
-      <w:proofErr w:type="gramStart"/>
-      <w:r>
-        <w:rPr>
-          <w:color w:val="EE0000"/>
-        </w:rPr>
-        <w:t>said)이</w:t>
-      </w:r>
-      <w:proofErr w:type="gramEnd"/>
-      <w:r>
-        <w:rPr>
-          <w:color w:val="EE0000"/>
-        </w:rPr>
-        <w:t xml:space="preserve"> 같더라도 모델 간에 선택하는 </w:t>
-      </w:r>
-      <w:proofErr w:type="gramStart"/>
-      <w:r>
-        <w:rPr>
-          <w:color w:val="EE0000"/>
-        </w:rPr>
-        <w:t>어휘(</w:t>
-      </w:r>
-      <w:proofErr w:type="gramEnd"/>
-      <w:r>
-        <w:rPr>
-          <w:color w:val="EE0000"/>
-        </w:rPr>
-        <w:t xml:space="preserve">Lexical </w:t>
-      </w:r>
-      <w:proofErr w:type="gramStart"/>
-      <w:r>
-        <w:rPr>
-          <w:color w:val="EE0000"/>
-        </w:rPr>
-        <w:t>choice)와</w:t>
-      </w:r>
-      <w:proofErr w:type="gramEnd"/>
-      <w:r>
-        <w:rPr>
-          <w:color w:val="EE0000"/>
-        </w:rPr>
-        <w:t xml:space="preserve"> </w:t>
-      </w:r>
-      <w:proofErr w:type="spellStart"/>
-      <w:proofErr w:type="gramStart"/>
-      <w:r>
-        <w:rPr>
-          <w:color w:val="EE0000"/>
-        </w:rPr>
-        <w:t>프레이밍</w:t>
-      </w:r>
-      <w:proofErr w:type="spellEnd"/>
-      <w:r>
-        <w:rPr>
-          <w:color w:val="EE0000"/>
-        </w:rPr>
-        <w:t>(</w:t>
-      </w:r>
-      <w:proofErr w:type="gramEnd"/>
-      <w:r>
-        <w:rPr>
-          <w:color w:val="EE0000"/>
-        </w:rPr>
-        <w:t xml:space="preserve">Framing/How it is said) 방식이 어떻게 </w:t>
-      </w:r>
-      <w:proofErr w:type="spellStart"/>
-      <w:r>
-        <w:rPr>
-          <w:color w:val="EE0000"/>
-        </w:rPr>
-        <w:t>다른지</w:t>
-      </w:r>
-      <w:proofErr w:type="spellEnd"/>
-      <w:r>
-        <w:rPr>
-          <w:color w:val="EE0000"/>
-        </w:rPr>
-        <w:t xml:space="preserve"> 질적으로 비교하는 단락을 추가하여 언어학적 기여도를 높</w:t>
-      </w:r>
-      <w:r>
-        <w:rPr>
-          <w:color w:val="EE0000"/>
-        </w:rPr>
-        <w:t>일</w:t>
-      </w:r>
-      <w:r>
-        <w:rPr>
-          <w:rFonts w:hint="eastAsia"/>
-          <w:color w:val="EE0000"/>
-        </w:rPr>
-        <w:t xml:space="preserve"> 예정입니다.</w:t>
-      </w:r>
-    </w:p>
-    <w:p/>
+          <w:rFonts w:hint="eastAsia"/>
+        </w:rPr>
+        <w:t>Bang et al. (2024)의 논의를 바탕으로, 본 논문이 명시적 입장(Stance) 분석에 집중하였음을 한계로 밝히고, 추후 어휘 선택(Lexical choice)나 서술 방식(Framing)에서 어떠한 사회언어학적 차이를 보이는지를 분석하는 질적 연구의 필요성과 방향성을 구체적으로 추가 서술하였습니다.</w:t>
+      </w:r>
+    </w:p>
+    <w:p>
+      <w:pPr>
+        <w:rPr>
+          <w:rFonts w:hint="eastAsia"/>
+        </w:rPr>
+      </w:pPr>
+    </w:p>
     <w:p>
       <w:pPr>
         <w:rPr>
@@ -707,9 +513,6 @@
       <w:pPr>
         <w:pStyle w:val="a6"/>
         <w:ind w:left="1320"/>
-        <w:rPr>
-          <w:rFonts w:hint="eastAsia"/>
-        </w:rPr>
       </w:pPr>
     </w:p>
     <w:p>
@@ -831,9 +634,6 @@
       <w:pPr>
         <w:pStyle w:val="a6"/>
         <w:ind w:left="1320"/>
-        <w:rPr>
-          <w:rFonts w:hint="eastAsia"/>
-        </w:rPr>
       </w:pPr>
     </w:p>
     <w:p>
@@ -850,7 +650,6 @@
           <w:b/>
           <w:bCs/>
         </w:rPr>
-        <w:lastRenderedPageBreak/>
         <w:t xml:space="preserve">심사 의견 </w:t>
       </w:r>
       <w:r>
@@ -925,7 +724,11 @@
         </w:numPr>
       </w:pPr>
       <w:r>
-        <w:t>각 모델이 완전히 동일한 데이터를 쓴 것이 아니므로, "유사한 한국어 웹 코퍼스 환경 및 전반적인 한국어 사전학습 데이터의 경향성을 공유함에도 불구하고"로 표현을 정확하게 수정하였습니다</w:t>
+        <w:t>각 모델이 완전히 동일한 데이터를 쓴 것이 아니므로, "유사한 한국어 웹 코</w:t>
+      </w:r>
+      <w:r>
+        <w:lastRenderedPageBreak/>
+        <w:t>퍼스 환경 및 전반적인 한국어 사전학습 데이터의 경향성을 공유함에도 불구하고"로 표현을 정확하게 수정하였습니다</w:t>
       </w:r>
       <w:r>
         <w:rPr>
@@ -964,9 +767,6 @@
       <w:pPr>
         <w:pStyle w:val="a6"/>
         <w:ind w:left="1320"/>
-        <w:rPr>
-          <w:rFonts w:hint="eastAsia"/>
-        </w:rPr>
       </w:pPr>
     </w:p>
     <w:p>
@@ -1070,9 +870,6 @@
       <w:pPr>
         <w:pStyle w:val="a6"/>
         <w:ind w:left="1320"/>
-        <w:rPr>
-          <w:rFonts w:hint="eastAsia"/>
-        </w:rPr>
       </w:pPr>
     </w:p>
     <w:p>
@@ -1171,13 +968,7 @@
       </w:r>
     </w:p>
     <w:p/>
-    <w:p>
-      <w:pPr>
-        <w:rPr>
-          <w:rFonts w:hint="eastAsia"/>
-        </w:rPr>
-      </w:pPr>
-    </w:p>
+    <w:p/>
     <w:sectPr>
       <w:pgSz w:w="11906" w:h="16838"/>
       <w:pgMar w:top="1701" w:right="1440" w:bottom="1440" w:left="1440" w:header="851" w:footer="992" w:gutter="0"/>
@@ -1915,6 +1706,7 @@
   <w:style w:type="character" w:default="1" w:styleId="a0">
     <w:name w:val="Default Paragraph Font"/>
     <w:uiPriority w:val="1"/>
+    <w:semiHidden/>
     <w:unhideWhenUsed/>
   </w:style>
   <w:style w:type="table" w:default="1" w:styleId="a1">
